--- a/latexpdf/in_word/西安邮电大学选题审批表.docx
+++ b/latexpdf/in_word/西安邮电大学选题审批表.docx
@@ -394,7 +394,19 @@
                 <w:szCs w:val="24"/>
                 <w:lang w:val="en-US" w:eastAsia="zh-CN"/>
               </w:rPr>
-              <w:t>面向老年群体的 Android 简化交互桌面设计与实现</w:t>
+              <w:t xml:space="preserve">面向老年群体的 Android </w:t>
+            </w:r>
+            <w:bookmarkStart w:id="0" w:name="_GoBack"/>
+            <w:bookmarkEnd w:id="0"/>
+            <w:r>
+              <w:rPr>
+                <w:rFonts w:hint="eastAsia" w:ascii="仿宋_GB2312" w:eastAsia="仿宋_GB2312"/>
+                <w:position w:val="6"/>
+                <w:sz w:val="24"/>
+                <w:szCs w:val="24"/>
+                <w:lang w:val="en-US" w:eastAsia="zh-CN"/>
+              </w:rPr>
+              <w:t>交互桌面设计与实现</w:t>
             </w:r>
           </w:p>
         </w:tc>
@@ -2013,8 +2025,6 @@
               </w:rPr>
               <w:t>2025</w:t>
             </w:r>
-            <w:bookmarkStart w:id="0" w:name="_GoBack"/>
-            <w:bookmarkEnd w:id="0"/>
             <w:r>
               <w:rPr>
                 <w:rFonts w:hint="eastAsia" w:ascii="仿宋_GB2312" w:eastAsia="仿宋_GB2312"/>
